--- a/15_고르다_수행계획서.docx
+++ b/15_고르다_수행계획서.docx
@@ -871,27 +871,14 @@
               <w:rPr>
                 <w:sz w:val="18"/>
               </w:rPr>
-              <w:t>•</w:t>
+              <w:t xml:space="preserve">• </w:t>
             </w:r>
             <w:r>
               <w:rPr>
                 <w:sz w:val="18"/>
-              </w:rPr>
-              <w:t xml:space="preserve"> </w:t>
-            </w:r>
-            <w:r>
-              <w:rPr>
-                <w:sz w:val="18"/>
-                <w:szCs w:val="20"/>
-              </w:rPr>
-              <w:t>main.css (90%)</w:t>
-            </w:r>
-            <w:r>
-              <w:rPr>
-                <w:sz w:val="18"/>
-                <w:szCs w:val="20"/>
-              </w:rPr>
-              <w:t xml:space="preserve">, </w:t>
+                <w:szCs w:val="20"/>
+              </w:rPr>
+              <w:t xml:space="preserve">main.css (90%), </w:t>
             </w:r>
             <w:r>
               <w:rPr>
@@ -1254,7 +1241,14 @@
                 <w:sz w:val="18"/>
                 <w:szCs w:val="18"/>
               </w:rPr>
-              <w:t>(학번) / 이예경</w:t>
+              <w:t>2415875</w:t>
+            </w:r>
+            <w:r>
+              <w:rPr>
+                <w:sz w:val="18"/>
+                <w:szCs w:val="18"/>
+              </w:rPr>
+              <w:t>/ 이예경</w:t>
             </w:r>
           </w:p>
         </w:tc>
@@ -3808,34 +3802,7 @@
                 <w:sz w:val="20"/>
                 <w:szCs w:val="20"/>
               </w:rPr>
-              <w:t>사이트</w:t>
-            </w:r>
-            <w:r>
-              <w:rPr>
-                <w:b/>
-                <w:bCs/>
-                <w:sz w:val="20"/>
-                <w:szCs w:val="20"/>
-              </w:rPr>
-              <w:t xml:space="preserve"> </w:t>
-            </w:r>
-            <w:r>
-              <w:rPr>
-                <w:b/>
-                <w:bCs/>
-                <w:sz w:val="20"/>
-                <w:szCs w:val="20"/>
-              </w:rPr>
-              <w:t>주소</w:t>
-            </w:r>
-            <w:r>
-              <w:rPr>
-                <w:b/>
-                <w:bCs/>
-                <w:sz w:val="20"/>
-                <w:szCs w:val="20"/>
-              </w:rPr>
-              <w:t xml:space="preserve">: </w:t>
+              <w:t xml:space="preserve">사이트 주소: </w:t>
             </w:r>
             <w:hyperlink r:id="rId13" w:history="1">
               <w:r>
@@ -6040,25 +6007,7 @@
                 <w:sz w:val="20"/>
                 <w:szCs w:val="20"/>
               </w:rPr>
-              <w:t>동작</w:t>
-            </w:r>
-            <w:r>
-              <w:rPr>
-                <w:b/>
-                <w:bCs/>
-                <w:sz w:val="20"/>
-                <w:szCs w:val="20"/>
-              </w:rPr>
-              <w:t xml:space="preserve"> </w:t>
-            </w:r>
-            <w:r>
-              <w:rPr>
-                <w:b/>
-                <w:bCs/>
-                <w:sz w:val="20"/>
-                <w:szCs w:val="20"/>
-              </w:rPr>
-              <w:t>화면</w:t>
+              <w:t>동작 화면</w:t>
             </w:r>
           </w:p>
           <w:tbl>
@@ -6153,25 +6102,7 @@
                       <w:sz w:val="17"/>
                       <w:szCs w:val="17"/>
                     </w:rPr>
-                    <w:t>기본</w:t>
-                  </w:r>
-                  <w:r>
-                    <w:rPr>
-                      <w:b/>
-                      <w:bCs/>
-                      <w:sz w:val="17"/>
-                      <w:szCs w:val="17"/>
-                    </w:rPr>
-                    <w:t xml:space="preserve"> </w:t>
-                  </w:r>
-                  <w:r>
-                    <w:rPr>
-                      <w:b/>
-                      <w:bCs/>
-                      <w:sz w:val="17"/>
-                      <w:szCs w:val="17"/>
-                    </w:rPr>
-                    <w:t>상태</w:t>
+                    <w:t>기본 상태</w:t>
                   </w:r>
                 </w:p>
                 <w:p>
@@ -6185,55 +6116,7 @@
                       <w:sz w:val="16"/>
                       <w:szCs w:val="16"/>
                     </w:rPr>
-                    <w:t>사진과</w:t>
-                  </w:r>
-                  <w:r>
-                    <w:rPr>
-                      <w:color w:val="716C63"/>
-                      <w:sz w:val="16"/>
-                      <w:szCs w:val="16"/>
-                    </w:rPr>
-                    <w:t xml:space="preserve"> </w:t>
-                  </w:r>
-                  <w:r>
-                    <w:rPr>
-                      <w:color w:val="716C63"/>
-                      <w:sz w:val="16"/>
-                      <w:szCs w:val="16"/>
-                    </w:rPr>
-                    <w:t>빈</w:t>
-                  </w:r>
-                  <w:r>
-                    <w:rPr>
-                      <w:color w:val="716C63"/>
-                      <w:sz w:val="16"/>
-                      <w:szCs w:val="16"/>
-                    </w:rPr>
-                    <w:t xml:space="preserve"> </w:t>
-                  </w:r>
-                  <w:r>
-                    <w:rPr>
-                      <w:color w:val="716C63"/>
-                      <w:sz w:val="16"/>
-                      <w:szCs w:val="16"/>
-                    </w:rPr>
-                    <w:t>하트만</w:t>
-                  </w:r>
-                  <w:r>
-                    <w:rPr>
-                      <w:color w:val="716C63"/>
-                      <w:sz w:val="16"/>
-                      <w:szCs w:val="16"/>
-                    </w:rPr>
-                    <w:t xml:space="preserve"> </w:t>
-                  </w:r>
-                  <w:r>
-                    <w:rPr>
-                      <w:color w:val="716C63"/>
-                      <w:sz w:val="16"/>
-                      <w:szCs w:val="16"/>
-                    </w:rPr>
-                    <w:t>보임</w:t>
+                    <w:t>사진과 빈 하트만 보임</w:t>
                   </w:r>
                 </w:p>
               </w:tc>
@@ -6300,25 +6183,7 @@
                       <w:sz w:val="17"/>
                       <w:szCs w:val="17"/>
                     </w:rPr>
-                    <w:t>하트를</w:t>
-                  </w:r>
-                  <w:r>
-                    <w:rPr>
-                      <w:b/>
-                      <w:bCs/>
-                      <w:sz w:val="17"/>
-                      <w:szCs w:val="17"/>
-                    </w:rPr>
-                    <w:t xml:space="preserve"> </w:t>
-                  </w:r>
-                  <w:r>
-                    <w:rPr>
-                      <w:b/>
-                      <w:bCs/>
-                      <w:sz w:val="17"/>
-                      <w:szCs w:val="17"/>
-                    </w:rPr>
-                    <w:t>누름</w:t>
+                    <w:t>하트를 누름</w:t>
                   </w:r>
                 </w:p>
                 <w:p>
@@ -6332,55 +6197,7 @@
                       <w:sz w:val="16"/>
                       <w:szCs w:val="16"/>
                     </w:rPr>
-                    <w:t>색칠된</w:t>
-                  </w:r>
-                  <w:r>
-                    <w:rPr>
-                      <w:color w:val="716C63"/>
-                      <w:sz w:val="16"/>
-                      <w:szCs w:val="16"/>
-                    </w:rPr>
-                    <w:t xml:space="preserve"> </w:t>
-                  </w:r>
-                  <w:r>
-                    <w:rPr>
-                      <w:color w:val="716C63"/>
-                      <w:sz w:val="16"/>
-                      <w:szCs w:val="16"/>
-                    </w:rPr>
-                    <w:t>하트로</w:t>
-                  </w:r>
-                  <w:r>
-                    <w:rPr>
-                      <w:color w:val="716C63"/>
-                      <w:sz w:val="16"/>
-                      <w:szCs w:val="16"/>
-                    </w:rPr>
-                    <w:t xml:space="preserve"> </w:t>
-                  </w:r>
-                  <w:r>
-                    <w:rPr>
-                      <w:color w:val="716C63"/>
-                      <w:sz w:val="16"/>
-                      <w:szCs w:val="16"/>
-                    </w:rPr>
-                    <w:t>바뀌고</w:t>
-                  </w:r>
-                  <w:r>
-                    <w:rPr>
-                      <w:color w:val="716C63"/>
-                      <w:sz w:val="16"/>
-                      <w:szCs w:val="16"/>
-                    </w:rPr>
-                    <w:t xml:space="preserve"> </w:t>
-                  </w:r>
-                  <w:r>
-                    <w:rPr>
-                      <w:color w:val="716C63"/>
-                      <w:sz w:val="16"/>
-                      <w:szCs w:val="16"/>
-                    </w:rPr>
-                    <w:t>유지</w:t>
+                    <w:t>색칠된 하트로 바뀌고 유지</w:t>
                   </w:r>
                 </w:p>
               </w:tc>
@@ -6451,43 +6268,7 @@
                       <w:sz w:val="14"/>
                       <w:szCs w:val="14"/>
                     </w:rPr>
-                    <w:t>가격</w:t>
-                  </w:r>
-                  <w:r>
-                    <w:rPr>
-                      <w:b/>
-                      <w:bCs/>
-                      <w:sz w:val="14"/>
-                      <w:szCs w:val="14"/>
-                    </w:rPr>
-                    <w:t>비교</w:t>
-                  </w:r>
-                  <w:r>
-                    <w:rPr>
-                      <w:b/>
-                      <w:bCs/>
-                      <w:sz w:val="14"/>
-                      <w:szCs w:val="14"/>
-                    </w:rPr>
-                    <w:t>버튼에</w:t>
-                  </w:r>
-                  <w:r>
-                    <w:rPr>
-                      <w:b/>
-                      <w:bCs/>
-                      <w:sz w:val="14"/>
-                      <w:szCs w:val="14"/>
-                    </w:rPr>
-                    <w:t xml:space="preserve"> </w:t>
-                  </w:r>
-                  <w:r>
-                    <w:rPr>
-                      <w:b/>
-                      <w:bCs/>
-                      <w:sz w:val="14"/>
-                      <w:szCs w:val="14"/>
-                    </w:rPr>
-                    <w:t>마우스</w:t>
+                    <w:t>가격비교버튼에 마우스</w:t>
                   </w:r>
                 </w:p>
                 <w:p>
@@ -6501,55 +6282,7 @@
                       <w:sz w:val="16"/>
                       <w:szCs w:val="16"/>
                     </w:rPr>
-                    <w:t>하트</w:t>
-                  </w:r>
-                  <w:r>
-                    <w:rPr>
-                      <w:color w:val="716C63"/>
-                      <w:sz w:val="16"/>
-                      <w:szCs w:val="16"/>
-                    </w:rPr>
-                    <w:t xml:space="preserve"> </w:t>
-                  </w:r>
-                  <w:r>
-                    <w:rPr>
-                      <w:color w:val="716C63"/>
-                      <w:sz w:val="16"/>
-                      <w:szCs w:val="16"/>
-                    </w:rPr>
-                    <w:t>왼쪽에</w:t>
-                  </w:r>
-                  <w:r>
-                    <w:rPr>
-                      <w:color w:val="716C63"/>
-                      <w:sz w:val="16"/>
-                      <w:szCs w:val="16"/>
-                    </w:rPr>
-                    <w:t xml:space="preserve"> </w:t>
-                  </w:r>
-                  <w:r>
-                    <w:rPr>
-                      <w:color w:val="716C63"/>
-                      <w:sz w:val="16"/>
-                      <w:szCs w:val="16"/>
-                    </w:rPr>
-                    <w:t>버튼과</w:t>
-                  </w:r>
-                  <w:r>
-                    <w:rPr>
-                      <w:color w:val="716C63"/>
-                      <w:sz w:val="16"/>
-                      <w:szCs w:val="16"/>
-                    </w:rPr>
-                    <w:t xml:space="preserve"> </w:t>
-                  </w:r>
-                  <w:r>
-                    <w:rPr>
-                      <w:color w:val="716C63"/>
-                      <w:sz w:val="16"/>
-                      <w:szCs w:val="16"/>
-                    </w:rPr>
-                    <w:t>말풍선</w:t>
+                    <w:t>하트 왼쪽에 버튼과 말풍선</w:t>
                   </w:r>
                 </w:p>
               </w:tc>
@@ -6616,25 +6349,7 @@
                       <w:sz w:val="17"/>
                       <w:szCs w:val="17"/>
                     </w:rPr>
-                    <w:t>하트에</w:t>
-                  </w:r>
-                  <w:r>
-                    <w:rPr>
-                      <w:b/>
-                      <w:bCs/>
-                      <w:sz w:val="17"/>
-                      <w:szCs w:val="17"/>
-                    </w:rPr>
-                    <w:t xml:space="preserve"> </w:t>
-                  </w:r>
-                  <w:r>
-                    <w:rPr>
-                      <w:b/>
-                      <w:bCs/>
-                      <w:sz w:val="17"/>
-                      <w:szCs w:val="17"/>
-                    </w:rPr>
-                    <w:t>마우스</w:t>
+                    <w:t>하트에 마우스</w:t>
                   </w:r>
                 </w:p>
                 <w:p>
@@ -6648,47 +6363,7 @@
                       <w:sz w:val="16"/>
                       <w:szCs w:val="16"/>
                     </w:rPr>
-                    <w:t>"</w:t>
-                  </w:r>
-                  <w:r>
-                    <w:rPr>
-                      <w:color w:val="716C63"/>
-                      <w:sz w:val="16"/>
-                      <w:szCs w:val="16"/>
-                    </w:rPr>
-                    <w:t>찜하기</w:t>
-                  </w:r>
-                  <w:r>
-                    <w:rPr>
-                      <w:color w:val="716C63"/>
-                      <w:sz w:val="16"/>
-                      <w:szCs w:val="16"/>
-                    </w:rPr>
-                    <w:t xml:space="preserve">" </w:t>
-                  </w:r>
-                  <w:r>
-                    <w:rPr>
-                      <w:color w:val="716C63"/>
-                      <w:sz w:val="16"/>
-                      <w:szCs w:val="16"/>
-                    </w:rPr>
-                    <w:t>안내</w:t>
-                  </w:r>
-                  <w:r>
-                    <w:rPr>
-                      <w:color w:val="716C63"/>
-                      <w:sz w:val="16"/>
-                      <w:szCs w:val="16"/>
-                    </w:rPr>
-                    <w:t xml:space="preserve"> </w:t>
-                  </w:r>
-                  <w:r>
-                    <w:rPr>
-                      <w:color w:val="716C63"/>
-                      <w:sz w:val="16"/>
-                      <w:szCs w:val="16"/>
-                    </w:rPr>
-                    <w:t>말풍선</w:t>
+                    <w:t>"찜하기" 안내 말풍선</w:t>
                   </w:r>
                 </w:p>
               </w:tc>
@@ -9322,167 +8997,7 @@
                 <w:sz w:val="21"/>
                 <w:szCs w:val="21"/>
               </w:rPr>
-              <w:t xml:space="preserve">8. </w:t>
-            </w:r>
-            <w:r>
-              <w:rPr>
-                <w:b/>
-                <w:bCs/>
-                <w:color w:val="B05434"/>
-                <w:sz w:val="21"/>
-                <w:szCs w:val="21"/>
-              </w:rPr>
-              <w:t>페이지별</w:t>
-            </w:r>
-            <w:r>
-              <w:rPr>
-                <w:b/>
-                <w:bCs/>
-                <w:color w:val="B05434"/>
-                <w:sz w:val="21"/>
-                <w:szCs w:val="21"/>
-              </w:rPr>
-              <w:t xml:space="preserve"> </w:t>
-            </w:r>
-            <w:r>
-              <w:rPr>
-                <w:b/>
-                <w:bCs/>
-                <w:color w:val="B05434"/>
-                <w:sz w:val="21"/>
-                <w:szCs w:val="21"/>
-              </w:rPr>
-              <w:t>완성</w:t>
-            </w:r>
-            <w:r>
-              <w:rPr>
-                <w:b/>
-                <w:bCs/>
-                <w:color w:val="B05434"/>
-                <w:sz w:val="21"/>
-                <w:szCs w:val="21"/>
-              </w:rPr>
-              <w:t xml:space="preserve"> </w:t>
-            </w:r>
-            <w:r>
-              <w:rPr>
-                <w:b/>
-                <w:bCs/>
-                <w:color w:val="B05434"/>
-                <w:sz w:val="21"/>
-                <w:szCs w:val="21"/>
-              </w:rPr>
-              <w:t>화면</w:t>
-            </w:r>
-            <w:r>
-              <w:rPr>
-                <w:b/>
-                <w:bCs/>
-                <w:color w:val="B05434"/>
-                <w:sz w:val="21"/>
-                <w:szCs w:val="21"/>
-              </w:rPr>
-              <w:t xml:space="preserve"> (</w:t>
-            </w:r>
-            <w:r>
-              <w:rPr>
-                <w:b/>
-                <w:bCs/>
-                <w:color w:val="B05434"/>
-                <w:sz w:val="21"/>
-                <w:szCs w:val="21"/>
-              </w:rPr>
-              <w:t>실제</w:t>
-            </w:r>
-            <w:r>
-              <w:rPr>
-                <w:b/>
-                <w:bCs/>
-                <w:color w:val="B05434"/>
-                <w:sz w:val="21"/>
-                <w:szCs w:val="21"/>
-              </w:rPr>
-              <w:t xml:space="preserve"> </w:t>
-            </w:r>
-            <w:r>
-              <w:rPr>
-                <w:b/>
-                <w:bCs/>
-                <w:color w:val="B05434"/>
-                <w:sz w:val="21"/>
-                <w:szCs w:val="21"/>
-              </w:rPr>
-              <w:t>구현</w:t>
-            </w:r>
-            <w:r>
-              <w:rPr>
-                <w:b/>
-                <w:bCs/>
-                <w:color w:val="B05434"/>
-                <w:sz w:val="21"/>
-                <w:szCs w:val="21"/>
-              </w:rPr>
-              <w:t xml:space="preserve"> </w:t>
-            </w:r>
-            <w:r>
-              <w:rPr>
-                <w:b/>
-                <w:bCs/>
-                <w:color w:val="B05434"/>
-                <w:sz w:val="21"/>
-                <w:szCs w:val="21"/>
-              </w:rPr>
-              <w:t>화면</w:t>
-            </w:r>
-            <w:r>
-              <w:rPr>
-                <w:b/>
-                <w:bCs/>
-                <w:color w:val="B05434"/>
-                <w:sz w:val="21"/>
-                <w:szCs w:val="21"/>
-              </w:rPr>
-              <w:t xml:space="preserve">, </w:t>
-            </w:r>
-            <w:r>
-              <w:rPr>
-                <w:b/>
-                <w:bCs/>
-                <w:color w:val="B05434"/>
-                <w:sz w:val="21"/>
-                <w:szCs w:val="21"/>
-              </w:rPr>
-              <w:t>전체</w:t>
-            </w:r>
-            <w:r>
-              <w:rPr>
-                <w:b/>
-                <w:bCs/>
-                <w:color w:val="B05434"/>
-                <w:sz w:val="21"/>
-                <w:szCs w:val="21"/>
-              </w:rPr>
-              <w:t xml:space="preserve"> </w:t>
-            </w:r>
-            <w:r>
-              <w:rPr>
-                <w:b/>
-                <w:bCs/>
-                <w:color w:val="B05434"/>
-                <w:sz w:val="21"/>
-                <w:szCs w:val="21"/>
-              </w:rPr>
-              <w:t>페이지</w:t>
-            </w:r>
-            <w:r>
-              <w:rPr>
-                <w:b/>
-                <w:bCs/>
-                <w:color w:val="B05434"/>
-                <w:sz w:val="21"/>
-                <w:szCs w:val="21"/>
-              </w:rPr>
-              <w:t>)</w:t>
+              <w:t>8. 페이지별 완성 화면 (실제 구현 화면, 전체 페이지)</w:t>
             </w:r>
           </w:p>
           <w:tbl>
@@ -9574,15 +9089,7 @@
                       <w:sz w:val="17"/>
                       <w:szCs w:val="17"/>
                     </w:rPr>
-                    <w:t>메인</w:t>
-                  </w:r>
-                  <w:r>
-                    <w:rPr>
-                      <w:color w:val="716C63"/>
-                      <w:sz w:val="17"/>
-                      <w:szCs w:val="17"/>
-                    </w:rPr>
-                    <w:t xml:space="preserve"> (15_goreuda_main.html)</w:t>
+                    <w:t>메인 (15_goreuda_main.html)</w:t>
                   </w:r>
                 </w:p>
               </w:tc>
@@ -9648,31 +9155,7 @@
                       <w:sz w:val="17"/>
                       <w:szCs w:val="17"/>
                     </w:rPr>
-                    <w:t>조건</w:t>
-                  </w:r>
-                  <w:r>
-                    <w:rPr>
-                      <w:color w:val="716C63"/>
-                      <w:sz w:val="17"/>
-                      <w:szCs w:val="17"/>
-                    </w:rPr>
-                    <w:t xml:space="preserve"> </w:t>
-                  </w:r>
-                  <w:r>
-                    <w:rPr>
-                      <w:color w:val="716C63"/>
-                      <w:sz w:val="17"/>
-                      <w:szCs w:val="17"/>
-                    </w:rPr>
-                    <w:t>선택</w:t>
-                  </w:r>
-                  <w:r>
-                    <w:rPr>
-                      <w:color w:val="716C63"/>
-                      <w:sz w:val="17"/>
-                      <w:szCs w:val="17"/>
-                    </w:rPr>
-                    <w:t xml:space="preserve"> (15_goreuda_select.html)</w:t>
+                    <w:t>조건 선택 (15_goreuda_select.html)</w:t>
                   </w:r>
                 </w:p>
               </w:tc>
@@ -9744,31 +9227,7 @@
                       <w:sz w:val="17"/>
                       <w:szCs w:val="17"/>
                     </w:rPr>
-                    <w:t>추천</w:t>
-                  </w:r>
-                  <w:r>
-                    <w:rPr>
-                      <w:color w:val="716C63"/>
-                      <w:sz w:val="17"/>
-                      <w:szCs w:val="17"/>
-                    </w:rPr>
-                    <w:t xml:space="preserve"> </w:t>
-                  </w:r>
-                  <w:r>
-                    <w:rPr>
-                      <w:color w:val="716C63"/>
-                      <w:sz w:val="17"/>
-                      <w:szCs w:val="17"/>
-                    </w:rPr>
-                    <w:t>결과</w:t>
-                  </w:r>
-                  <w:r>
-                    <w:rPr>
-                      <w:color w:val="716C63"/>
-                      <w:sz w:val="17"/>
-                      <w:szCs w:val="17"/>
-                    </w:rPr>
-                    <w:t xml:space="preserve"> (15_goreuda_result.html)</w:t>
+                    <w:t>추천 결과 (15_goreuda_result.html)</w:t>
                   </w:r>
                 </w:p>
               </w:tc>
@@ -9834,31 +9293,7 @@
                       <w:sz w:val="17"/>
                       <w:szCs w:val="17"/>
                     </w:rPr>
-                    <w:t>상품</w:t>
-                  </w:r>
-                  <w:r>
-                    <w:rPr>
-                      <w:color w:val="716C63"/>
-                      <w:sz w:val="17"/>
-                      <w:szCs w:val="17"/>
-                    </w:rPr>
-                    <w:t xml:space="preserve"> </w:t>
-                  </w:r>
-                  <w:r>
-                    <w:rPr>
-                      <w:color w:val="716C63"/>
-                      <w:sz w:val="17"/>
-                      <w:szCs w:val="17"/>
-                    </w:rPr>
-                    <w:t>상세</w:t>
-                  </w:r>
-                  <w:r>
-                    <w:rPr>
-                      <w:color w:val="716C63"/>
-                      <w:sz w:val="17"/>
-                      <w:szCs w:val="17"/>
-                    </w:rPr>
-                    <w:t xml:space="preserve"> (15_goreuda_detail.html)</w:t>
+                    <w:t>상품 상세 (15_goreuda_detail.html)</w:t>
                   </w:r>
                 </w:p>
               </w:tc>
@@ -9929,47 +9364,7 @@
                       <w:sz w:val="17"/>
                       <w:szCs w:val="17"/>
                     </w:rPr>
-                    <w:t>판매처</w:t>
-                  </w:r>
-                  <w:r>
-                    <w:rPr>
-                      <w:color w:val="716C63"/>
-                      <w:sz w:val="17"/>
-                      <w:szCs w:val="17"/>
-                    </w:rPr>
-                    <w:t xml:space="preserve"> </w:t>
-                  </w:r>
-                  <w:r>
-                    <w:rPr>
-                      <w:color w:val="716C63"/>
-                      <w:sz w:val="17"/>
-                      <w:szCs w:val="17"/>
-                    </w:rPr>
-                    <w:t>가격</w:t>
-                  </w:r>
-                  <w:r>
-                    <w:rPr>
-                      <w:color w:val="716C63"/>
-                      <w:sz w:val="17"/>
-                      <w:szCs w:val="17"/>
-                    </w:rPr>
-                    <w:t xml:space="preserve"> </w:t>
-                  </w:r>
-                  <w:r>
-                    <w:rPr>
-                      <w:color w:val="716C63"/>
-                      <w:sz w:val="17"/>
-                      <w:szCs w:val="17"/>
-                    </w:rPr>
-                    <w:t>비교</w:t>
-                  </w:r>
-                  <w:r>
-                    <w:rPr>
-                      <w:color w:val="716C63"/>
-                      <w:sz w:val="17"/>
-                      <w:szCs w:val="17"/>
-                    </w:rPr>
-                    <w:t xml:space="preserve"> (15_goreuda_compare.html)</w:t>
+                    <w:t>판매처 가격 비교 (15_goreuda_compare.html)</w:t>
                   </w:r>
                 </w:p>
               </w:tc>
@@ -10035,31 +9430,7 @@
                       <w:sz w:val="17"/>
                       <w:szCs w:val="17"/>
                     </w:rPr>
-                    <w:t>상품</w:t>
-                  </w:r>
-                  <w:r>
-                    <w:rPr>
-                      <w:color w:val="716C63"/>
-                      <w:sz w:val="17"/>
-                      <w:szCs w:val="17"/>
-                    </w:rPr>
-                    <w:t xml:space="preserve"> </w:t>
-                  </w:r>
-                  <w:r>
-                    <w:rPr>
-                      <w:color w:val="716C63"/>
-                      <w:sz w:val="17"/>
-                      <w:szCs w:val="17"/>
-                    </w:rPr>
-                    <w:t>탐색</w:t>
-                  </w:r>
-                  <w:r>
-                    <w:rPr>
-                      <w:color w:val="716C63"/>
-                      <w:sz w:val="17"/>
-                      <w:szCs w:val="17"/>
-                    </w:rPr>
-                    <w:t xml:space="preserve"> (15_goreuda_explore.html)</w:t>
+                    <w:t>상품 탐색 (15_goreuda_explore.html)</w:t>
                   </w:r>
                 </w:p>
               </w:tc>
@@ -10131,47 +9502,7 @@
                       <w:sz w:val="17"/>
                       <w:szCs w:val="17"/>
                     </w:rPr>
-                    <w:t>찜한</w:t>
-                  </w:r>
-                  <w:r>
-                    <w:rPr>
-                      <w:color w:val="716C63"/>
-                      <w:sz w:val="17"/>
-                      <w:szCs w:val="17"/>
-                    </w:rPr>
-                    <w:t xml:space="preserve"> </w:t>
-                  </w:r>
-                  <w:r>
-                    <w:rPr>
-                      <w:color w:val="716C63"/>
-                      <w:sz w:val="17"/>
-                      <w:szCs w:val="17"/>
-                    </w:rPr>
-                    <w:t>선물</w:t>
-                  </w:r>
-                  <w:r>
-                    <w:rPr>
-                      <w:color w:val="716C63"/>
-                      <w:sz w:val="17"/>
-                      <w:szCs w:val="17"/>
-                    </w:rPr>
-                    <w:t xml:space="preserve"> </w:t>
-                  </w:r>
-                  <w:r>
-                    <w:rPr>
-                      <w:color w:val="716C63"/>
-                      <w:sz w:val="17"/>
-                      <w:szCs w:val="17"/>
-                    </w:rPr>
-                    <w:t>비교</w:t>
-                  </w:r>
-                  <w:r>
-                    <w:rPr>
-                      <w:color w:val="716C63"/>
-                      <w:sz w:val="17"/>
-                      <w:szCs w:val="17"/>
-                    </w:rPr>
-                    <w:t xml:space="preserve"> (15_goreuda_wishlist.html)</w:t>
+                    <w:t>찜한 선물 비교 (15_goreuda_wishlist.html)</w:t>
                   </w:r>
                 </w:p>
               </w:tc>
@@ -10237,47 +9568,7 @@
                       <w:sz w:val="17"/>
                       <w:szCs w:val="17"/>
                     </w:rPr>
-                    <w:t>선물</w:t>
-                  </w:r>
-                  <w:r>
-                    <w:rPr>
-                      <w:color w:val="716C63"/>
-                      <w:sz w:val="17"/>
-                      <w:szCs w:val="17"/>
-                    </w:rPr>
-                    <w:t xml:space="preserve"> </w:t>
-                  </w:r>
-                  <w:r>
-                    <w:rPr>
-                      <w:color w:val="716C63"/>
-                      <w:sz w:val="17"/>
-                      <w:szCs w:val="17"/>
-                    </w:rPr>
-                    <w:t>인사이트</w:t>
-                  </w:r>
-                  <w:r>
-                    <w:rPr>
-                      <w:color w:val="716C63"/>
-                      <w:sz w:val="17"/>
-                      <w:szCs w:val="17"/>
-                    </w:rPr>
-                    <w:t xml:space="preserve"> </w:t>
-                  </w:r>
-                  <w:r>
-                    <w:rPr>
-                      <w:color w:val="716C63"/>
-                      <w:sz w:val="17"/>
-                      <w:szCs w:val="17"/>
-                    </w:rPr>
-                    <w:t>리포트</w:t>
-                  </w:r>
-                  <w:r>
-                    <w:rPr>
-                      <w:color w:val="716C63"/>
-                      <w:sz w:val="17"/>
-                      <w:szCs w:val="17"/>
-                    </w:rPr>
-                    <w:t xml:space="preserve"> (15_goreuda_report.html)</w:t>
+                    <w:t>선물 인사이트 리포트 (15_goreuda_report.html)</w:t>
                   </w:r>
                 </w:p>
               </w:tc>
